--- a/reminders_14oct/8_Reminder1_Letter_Memo1785.docx
+++ b/reminders_14oct/8_Reminder1_Letter_Memo1785.docx
@@ -2,6 +2,46 @@
 <file path=word/document.xml><?xml version="1.0" encoding="utf-8"?>
 <w:document xmlns:wpc="http://schemas.microsoft.com/office/word/2010/wordprocessingCanvas" xmlns:mo="http://schemas.microsoft.com/office/mac/office/2008/main" xmlns:mc="http://schemas.openxmlformats.org/markup-compatibility/2006" xmlns:mv="urn:schemas-microsoft-com:mac:vml" xmlns:o="urn:schemas-microsoft-com:office:office" xmlns:r="http://schemas.openxmlformats.org/officeDocument/2006/relationships" xmlns:m="http://schemas.openxmlformats.org/officeDocument/2006/math" xmlns:v="urn:schemas-microsoft-com:vml" xmlns:wp14="http://schemas.microsoft.com/office/word/2010/wordprocessingDrawing" xmlns:wp="http://schemas.openxmlformats.org/drawingml/2006/wordprocessingDrawing" xmlns:w10="urn:schemas-microsoft-com:office:word" xmlns:w="http://schemas.openxmlformats.org/wordprocessingml/2006/main" xmlns:w14="http://schemas.microsoft.com/office/word/2010/wordml" xmlns:wpg="http://schemas.microsoft.com/office/word/2010/wordprocessingGroup" xmlns:wpi="http://schemas.microsoft.com/office/word/2010/wordprocessingInk" xmlns:wne="http://schemas.microsoft.com/office/word/2006/wordml" xmlns:wps="http://schemas.microsoft.com/office/word/2010/wordprocessingShape" mc:Ignorable="w14 wp14">
   <w:body>
+    <w:p>
+      <w:pPr>
+        <w:spacing w:before="0" w:after="0" w:line="240" w:lineRule="auto"/>
+        <w:jc w:val="center"/>
+      </w:pPr>
+      <w:r>
+        <w:drawing>
+          <wp:inline xmlns:a="http://schemas.openxmlformats.org/drawingml/2006/main" xmlns:pic="http://schemas.openxmlformats.org/drawingml/2006/picture">
+            <wp:extent cx="350306" cy="558000"/>
+            <wp:docPr id="1" name="Picture 1"/>
+            <wp:cNvGraphicFramePr>
+              <a:graphicFrameLocks noChangeAspect="1"/>
+            </wp:cNvGraphicFramePr>
+            <a:graphic>
+              <a:graphicData uri="http://schemas.openxmlformats.org/drawingml/2006/picture">
+                <pic:pic>
+                  <pic:nvPicPr>
+                    <pic:cNvPr id="0" name="ashoka_emblem.png"/>
+                    <pic:cNvPicPr/>
+                  </pic:nvPicPr>
+                  <pic:blipFill>
+                    <a:blip r:embed="rId9"/>
+                    <a:stretch>
+                      <a:fillRect/>
+                    </a:stretch>
+                  </pic:blipFill>
+                  <pic:spPr>
+                    <a:xfrm>
+                      <a:off x="0" y="0"/>
+                      <a:ext cx="350306" cy="558000"/>
+                    </a:xfrm>
+                    <a:prstGeom prst="rect"/>
+                  </pic:spPr>
+                </pic:pic>
+              </a:graphicData>
+            </a:graphic>
+          </wp:inline>
+        </w:drawing>
+      </w:r>
+    </w:p>
     <w:p>
       <w:pPr>
         <w:spacing w:before="0" w:after="0" w:lineRule="exact" w:line="320"/>

--- a/reminders_14oct/8_Reminder1_Letter_Memo1785.docx
+++ b/reminders_14oct/8_Reminder1_Letter_Memo1785.docx
@@ -7,6 +7,74 @@
         <w:spacing w:before="0" w:after="0" w:line="240" w:lineRule="auto"/>
         <w:jc w:val="center"/>
       </w:pPr>
+      <w:r>
+        <w:drawing>
+          <wp:anchor xmlns:a="http://schemas.openxmlformats.org/drawingml/2006/main" distT="0" distB="0" distL="114300" distR="114300" simplePos="0" relativeHeight="251658240" behindDoc="0" locked="0" layoutInCell="1" allowOverlap="1">
+            <wp:simplePos x="0" y="0"/>
+            <wp:positionH relativeFrom="page">
+              <wp:posOffset>5050000</wp:posOffset>
+            </wp:positionH>
+            <wp:positionV relativeFrom="page">
+              <wp:posOffset>220000</wp:posOffset>
+            </wp:positionV>
+            <wp:extent cx="2150000" cy="400000"/>
+            <wp:effectExtent l="25400" t="25400" r="63500" b="63500"/>
+            <wp:wrapNone/>
+            <wp:docPr id="50" name="ReminderMark"/>
+            <wp:cNvGraphicFramePr>
+              <a:graphicFrameLocks noChangeAspect="0"/>
+            </wp:cNvGraphicFramePr>
+            <a:graphic>
+              <a:graphicData uri="http://schemas.microsoft.com/office/word/2010/wordprocessingShape">
+                <wps:wsp>
+                  <wps:cNvSpPr txBox="1"/>
+                  <wps:spPr>
+                    <a:xfrm>
+                      <a:off x="0" y="0"/>
+                      <a:ext cx="2150000" cy="400000"/>
+                    </a:xfrm>
+                    <a:prstGeom prst="rect">
+                      <a:avLst/>
+                    </a:prstGeom>
+                    <a:noFill/>
+                    <a:ln>
+                      <a:noFill/>
+                    </a:ln>
+                  </wps:spPr>
+                  <wps:txbx>
+                    <w:txbxContent>
+                      <w:p>
+                        <w:pPr>
+                          <w:jc w:val="right"/>
+                          <w:spacing w:before="0" w:after="0"/>
+                        </w:pPr>
+                        <w:r>
+                          <w:rPr>
+                            <w:rFonts w:ascii="Bookman Old Style" w:hAnsi="Bookman Old Style" w:cs="Bookman Old Style" w:eastAsia="Bookman Old Style"/>
+                            <w:b/>
+                            <w:i/>
+                            <w:sz w:val="44"/>
+                            <w:szCs w:val="44"/>
+                            <w:color w:val="7A1020"/>
+                            <w14:textOutline w14:w="12700" w14:cap="rnd" w14:cmpd="sng" w14:algn="ctr">
+                              <w14:solidFill>
+                                <w14:srgbClr w14:val="7A1020"/>
+                              </w14:solidFill>
+                              <w14:prstDash w14:val="solid"/>
+                            </w14:textOutline>
+                          </w:rPr>
+                          <w:t>Reminder-1</w:t>
+                        </w:r>
+                      </w:p>
+                    </w:txbxContent>
+                  </wps:txbx>
+                  <wps:bodyPr wrap="none" lIns="0" tIns="0" rIns="0" bIns="0" rtlCol="0" anchor="ctr"/>
+                </wps:wsp>
+              </a:graphicData>
+            </a:graphic>
+          </wp:anchor>
+        </w:drawing>
+      </w:r>
       <w:r>
         <w:drawing>
           <wp:inline xmlns:a="http://schemas.openxmlformats.org/drawingml/2006/main" xmlns:pic="http://schemas.openxmlformats.org/drawingml/2006/picture">
@@ -279,7 +347,7 @@
           <w:color w:val="000000"/>
           <w:sz w:val="24"/>
         </w:rPr>
-        <w:t>It is observed that more than 15 (fifteen) days have elapsed since receipt of the said memo. As on 14.10.2026, no enquiry report has been received in this office in any of the 6 (six) cases.</w:t>
+        <w:t>It is observed that more than 15 (fifteen) days have elapsed since receipt of the said memo. As on 14.10.2026, the enquiry report has been received only in 1 (one) case, namely Sl. No. 5 (Sudipta Sur). No enquiry report has been received in the remaining 5 (five) cases.</w:t>
       </w:r>
     </w:p>
     <w:p>
@@ -294,7 +362,7 @@
           <w:color w:val="000000"/>
           <w:sz w:val="24"/>
         </w:rPr>
-        <w:t>This being the FIRST REMINDER, you are requested to treat the matter as urgent and to submit the enquiry reports of all the 6 (six) cases, in the prescribed format and with the enclosures asked for in the memo under reference, within 7 (seven) days from the date of receipt of this reminder.</w:t>
+        <w:t>This being the FIRST REMINDER, you are requested to treat the matter as urgent and to submit the enquiry reports of the remaining 5 (five) cases, in the prescribed format and with the enclosures asked for in the memo under reference, within 7 (seven) days from the date of receipt of this reminder.</w:t>
       </w:r>
     </w:p>
     <w:p>
@@ -324,7 +392,7 @@
           <w:color w:val="000000"/>
           <w:sz w:val="24"/>
         </w:rPr>
-        <w:t>Enclo: List of 6 (six) cases.</w:t>
+        <w:t>Enclo: List of 5 (five) pending cases.</w:t>
       </w:r>
     </w:p>
     <w:p>
@@ -339,7 +407,22 @@
           <w:color w:val="000000"/>
           <w:sz w:val="24"/>
         </w:rPr>
-        <w:t>Sub-Divisional Officer,</w:t>
+        <w:t>Dr Dipanwita Patra, WBCS (Exe)</w:t>
+      </w:r>
+    </w:p>
+    <w:p>
+      <w:pPr>
+        <w:spacing w:before="0" w:after="0" w:lineRule="exact" w:line="320"/>
+        <w:jc w:val="right"/>
+      </w:pPr>
+      <w:r>
+        <w:rPr>
+          <w:rFonts w:ascii="Bookman Old Style" w:hAnsi="Bookman Old Style" w:cs="Bookman Old Style" w:eastAsia="Bookman Old Style"/>
+          <w:b/>
+          <w:color w:val="000000"/>
+          <w:sz w:val="24"/>
+        </w:rPr>
+        <w:t>Sub-Divisional Officer</w:t>
       </w:r>
     </w:p>
     <w:p>
@@ -354,7 +437,7 @@
           <w:color w:val="000000"/>
           <w:sz w:val="24"/>
         </w:rPr>
-        <w:t>Balurghat, Dakshin Dinajpur.</w:t>
+        <w:t>Balurghat, Dakshin Dinajpur</w:t>
       </w:r>
     </w:p>
     <w:p>
@@ -453,7 +536,7 @@
           <w:color w:val="000000"/>
           <w:sz w:val="24"/>
         </w:rPr>
-        <w:t>Sub-Divisional Officer,</w:t>
+        <w:t>Dr Dipanwita Patra, WBCS (Exe)</w:t>
       </w:r>
     </w:p>
     <w:p>
@@ -468,7 +551,22 @@
           <w:color w:val="000000"/>
           <w:sz w:val="24"/>
         </w:rPr>
-        <w:t>Balurghat, Dakshin Dinajpur.</w:t>
+        <w:t>Sub-Divisional Officer</w:t>
+      </w:r>
+    </w:p>
+    <w:p>
+      <w:pPr>
+        <w:spacing w:before="0" w:after="0" w:lineRule="exact" w:line="320"/>
+        <w:jc w:val="right"/>
+      </w:pPr>
+      <w:r>
+        <w:rPr>
+          <w:rFonts w:ascii="Bookman Old Style" w:hAnsi="Bookman Old Style" w:cs="Bookman Old Style" w:eastAsia="Bookman Old Style"/>
+          <w:b/>
+          <w:color w:val="000000"/>
+          <w:sz w:val="24"/>
+        </w:rPr>
+        <w:t>Balurghat, Dakshin Dinajpur</w:t>
       </w:r>
     </w:p>
     <w:p>
@@ -499,7 +597,7 @@
           <w:color w:val="000000"/>
           <w:sz w:val="24"/>
         </w:rPr>
-        <w:t>Annexure – List of 6 (six) Legal Heir Enquiry Cases</w:t>
+        <w:t>Annexure – List of 5 (five) Pending Legal Heir Enquiry Cases</w:t>
       </w:r>
     </w:p>
     <w:tbl>
@@ -968,92 +1066,6 @@
                 <w:color w:val="000000"/>
                 <w:sz w:val="16"/>
               </w:rPr>
-              <w:t>5</w:t>
-            </w:r>
-          </w:p>
-        </w:tc>
-        <w:tc>
-          <w:tcPr>
-            <w:tcW w:type="dxa" w:w="2948"/>
-          </w:tcPr>
-          <w:p>
-            <w:pPr>
-              <w:spacing w:before="20" w:after="20" w:line="240" w:lineRule="auto"/>
-              <w:jc w:val="left"/>
-            </w:pPr>
-            <w:r/>
-            <w:r>
-              <w:rPr>
-                <w:rFonts w:ascii="Bookman Old Style" w:hAnsi="Bookman Old Style" w:cs="Bookman Old Style" w:eastAsia="Bookman Old Style"/>
-                <w:b w:val="0"/>
-                <w:color w:val="000000"/>
-                <w:sz w:val="16"/>
-              </w:rPr>
-              <w:t>Sudipta Sur</w:t>
-            </w:r>
-          </w:p>
-        </w:tc>
-        <w:tc>
-          <w:tcPr>
-            <w:tcW w:type="dxa" w:w="2948"/>
-          </w:tcPr>
-          <w:p>
-            <w:pPr>
-              <w:spacing w:before="20" w:after="20" w:line="240" w:lineRule="auto"/>
-              <w:jc w:val="left"/>
-            </w:pPr>
-            <w:r/>
-            <w:r>
-              <w:rPr>
-                <w:rFonts w:ascii="Bookman Old Style" w:hAnsi="Bookman Old Style" w:cs="Bookman Old Style" w:eastAsia="Bookman Old Style"/>
-                <w:b w:val="0"/>
-                <w:color w:val="000000"/>
-                <w:sz w:val="16"/>
-              </w:rPr>
-              <w:t>Aparna Ghosh Sur</w:t>
-            </w:r>
-          </w:p>
-        </w:tc>
-        <w:tc>
-          <w:tcPr>
-            <w:tcW w:type="dxa" w:w="3061"/>
-          </w:tcPr>
-          <w:p>
-            <w:pPr>
-              <w:spacing w:before="20" w:after="20" w:line="240" w:lineRule="auto"/>
-              <w:jc w:val="left"/>
-            </w:pPr>
-            <w:r/>
-            <w:r>
-              <w:rPr>
-                <w:rFonts w:ascii="Bookman Old Style" w:hAnsi="Bookman Old Style" w:cs="Bookman Old Style" w:eastAsia="Bookman Old Style"/>
-                <w:b w:val="0"/>
-                <w:color w:val="000000"/>
-                <w:sz w:val="16"/>
-              </w:rPr>
-              <w:t>Khidirpur, Balurghat</w:t>
-            </w:r>
-          </w:p>
-        </w:tc>
-      </w:tr>
-      <w:tr>
-        <w:tc>
-          <w:tcPr>
-            <w:tcW w:type="dxa" w:w="907"/>
-          </w:tcPr>
-          <w:p>
-            <w:pPr>
-              <w:spacing w:before="20" w:after="20" w:line="240" w:lineRule="auto"/>
-              <w:jc w:val="center"/>
-            </w:pPr>
-            <w:r/>
-            <w:r>
-              <w:rPr>
-                <w:rFonts w:ascii="Bookman Old Style" w:hAnsi="Bookman Old Style" w:cs="Bookman Old Style" w:eastAsia="Bookman Old Style"/>
-                <w:b w:val="0"/>
-                <w:color w:val="000000"/>
-                <w:sz w:val="16"/>
-              </w:rPr>
               <w:t>6</w:t>
             </w:r>
           </w:p>
@@ -1135,7 +1147,7 @@
           <w:color w:val="000000"/>
           <w:sz w:val="24"/>
         </w:rPr>
-        <w:t>Sub-Divisional Officer,</w:t>
+        <w:t>Dr Dipanwita Patra, WBCS (Exe)</w:t>
       </w:r>
     </w:p>
     <w:p>
@@ -1150,7 +1162,22 @@
           <w:color w:val="000000"/>
           <w:sz w:val="24"/>
         </w:rPr>
-        <w:t>Balurghat, Dakshin Dinajpur.</w:t>
+        <w:t>Sub-Divisional Officer</w:t>
+      </w:r>
+    </w:p>
+    <w:p>
+      <w:pPr>
+        <w:spacing w:before="0" w:after="0" w:lineRule="exact" w:line="320"/>
+        <w:jc w:val="right"/>
+      </w:pPr>
+      <w:r>
+        <w:rPr>
+          <w:rFonts w:ascii="Bookman Old Style" w:hAnsi="Bookman Old Style" w:cs="Bookman Old Style" w:eastAsia="Bookman Old Style"/>
+          <w:b/>
+          <w:color w:val="000000"/>
+          <w:sz w:val="24"/>
+        </w:rPr>
+        <w:t>Balurghat, Dakshin Dinajpur</w:t>
       </w:r>
     </w:p>
     <w:sectPr>
